--- a/paper_3_audit/v2_manuscript_en.docx
+++ b/paper_3_audit/v2_manuscript_en.docx
@@ -7,7 +7,7 @@
         <w:pStyle w:val="Title"/>
       </w:pPr>
       <w:r>
-        <w:t>From impounded pool to river and floodplain: the post-breach transformation of the Kakhovka Reservoir from harmonised satellite altimetry, optical and radar imagery, legacy hydrography and vegetation succession</w:t>
+        <w:t>From impounded pool to river: water-surface geometry and post-breach hydraulic transformation of the former Kakhovka Reservoir</w:t>
       </w:r>
     </w:p>
     <w:p>
@@ -30,7 +30,7 @@
         <w:t>Background.</w:t>
       </w:r>
       <w:r>
-        <w:t xml:space="preserve"> The destruction of the Kakhovka Dam on 6 June 2023 drained a 2 155 km² reservoir on the lower Dnipro within days. Whether the residual system now behaves as a river, and what surface it flows over, are questions that a single water-area time series cannot answer: they require water-surface geometry, a bed, and the roughness of what has grown on it, all in one vertical frame.</w:t>
+        <w:t xml:space="preserve"> The destruction of the Kakhovka Dam on 6 June 2023 drained a 2 155 km² reservoir on the lower Dnipro within days. Whether the residual system now behaves as a river, over what bed it flows, and how the surface it exposed changes the resistance to flow are questions a water-area time series cannot answer. They require water-surface geometry, a bed and a surface description that are commensurable in one vertical frame.</w:t>
       </w:r>
     </w:p>
     <w:p>
@@ -45,7 +45,7 @@
         <w:t>Methods.</w:t>
       </w:r>
       <w:r>
-        <w:t xml:space="preserve"> Seven hydrological gauges, ICESat-2 ATL13 and ATL08 laser altimetry, SWOT PIXC/RiverSP radar interferometry, Sentinel-1 and Sentinel-2 imagery and a legacy navigation-chart survey are harmonised into EVRF2019 normal heights through the EGG2015 quasigeoid and the EPSG:9902 operation, with the permanent-tide convention of each product handled explicitly. Per-overpass longitudinal water-surface slopes are estimated with a robust (Theil–Sen) fit, one overpass being the independent unit. The former water surface is classified on leaf-on Sentinel-2 dates into ten surface classes, woody cover is followed with Dynamic World probabilities, channel width below the dam is measured on 157 transects at matched downstream stage, and class areas are translated into Manning roughness ranges from published priors.</w:t>
+        <w:t xml:space="preserve"> Seven hydrological gauges, ICESat-2 ATL13 laser altimetry, SWOT PIXC/RiverSP radar interferometry and a legacy navigation-chart survey are harmonised into EVRF2019 normal heights through the EGG2015 quasigeoid and the EPSG:9902 operation, with the permanent-tide convention of each product handled explicitly. Per-overpass longitudinal water-surface slopes are estimated with a robust (Theil–Sen) fit, one overpass being the independent unit. The bed is reconstructed from soundings only under spatially blocked cross-validation and tested against the historical drawdown-exposure statistic. Surface classes mapped on leaf-on Sentinel-2 dates, with Dynamic World woody probabilities, are translated into a hydraulically interpreted roughness layer through published priors; channel width below the dam is measured on 157 transects at matched downstream stage.</w:t>
       </w:r>
     </w:p>
     <w:p>
@@ -60,7 +60,7 @@
         <w:t>Results.</w:t>
       </w:r>
       <w:r>
-        <w:t xml:space="preserve"> The per-overpass slope within the former reservoir footprint changed from Theil-Sen median +0.090 cm/km pre -&gt; +3.314 cm/km post; difference +3.223 cm/km (95 % CI 95% CI [+1.994, +5.071] cm/km; permutation p = 1.00e-04; Mann-Whitney p = 3.92e-05; positive slopes pre 10/14 (sign test p = 0.180) vs post 14/14 (p = 1.22e-04)). Within-overpass water-surface heterogeneity rose from 0.117 m -&gt; 0.397 m, difference +0.280 m. A soundings-only bed reconstruction reproduces the historical drawdown exposure (whole mapped reservoir: historical 12.9% vs reconstructed 12.77% (diff -0.18 pp)) and, in the downstream zones, soundings-only interpolation outperforms every shoreline-constrained variant (SND_ONLY / LINEAR: RMSE 2.20 m, bias -0.07 m, NMAD 1.24 m). On the former water surface the vegetated share rose to veg 83.8%, bare 4.0%, water 10.8% (2025) after veg 26.9%, bare 25.6%, water 36.7% (2023), Dynamic World woody probability reached share woody prob ≥0.3: 0.03% (2022) → 0.31% (2023) → 25.2% (2024); 'trees' label 2024 21.8%, and the translated area-weighted Manning roughness moved from n 0.032 → 0.063; median Δn +0.035. Below the dam the wetted width on comparable dates is 2025 median 690 m (p25 465, p75 895); main arm 560 m against 2019 median 580 m; main arm 500 m; Kherson stage 0.2 m.</w:t>
+        <w:t xml:space="preserve"> Within the former reservoir footprint the per-overpass slope changed from Theil-Sen median +0.090 cm/km pre -&gt; +3.314 cm/km post; difference +3.223 cm/km (95 % CI 95% CI [+1.994, +5.071] cm/km; permutation p = 1.00e-04; Mann-Whitney p = 3.92e-05; positive slopes pre 10/14 (sign test p = 0.180) vs post 14/14 (p = 1.22e-04)), and within-overpass water-surface heterogeneity rose from 0.117 m -&gt; 0.397 m, difference +0.280 m. The soundings-only bed reproduces the historical drawdown exposure (whole mapped reservoir: historical 12.9% vs reconstructed 12.77% (diff -0.18 pp)), and in the downstream zones soundings-only interpolation outperforms every shoreline-constrained variant (SND_ONLY / LINEAR: RMSE 2.20 m, bias -0.07 m, NMAD 1.24 m). On the former water surface the vegetated share rose to veg 83.8%, bare 4.0%, water 10.8% (2025) after veg 26.9%, bare 25.6%, water 36.7% (2023); translated through literature priors, the area-weighted roughness of the surface moved from n 0.032 → 0.063; median Δn +0.035 — a derived, not calibrated, quantity. Below the dam the wetted width at matched stage is 2025 median 690 m (p25 465, p75 895); main arm 560 m against 2019 median 580 m; main arm 500 m; Kherson stage 0.2 m.</w:t>
       </w:r>
     </w:p>
     <w:p>
@@ -75,7 +75,7 @@
         <w:t>Conclusions.</w:t>
       </w:r>
       <w:r>
-        <w:t xml:space="preserve"> The reservoir did not merely shrink: its water surface acquired a persistent downstream gradient, its bed is now a vegetating floodplain with roughly twice the roughness it had as open water, and the channel below the dam is wider. Each of these statements rests on a measured quantity with a stated uncertainty and, where a quantity cannot be measured with the data at hand — canopy-height change, a post-breach slope–discharge law, classification accuracy — the manuscript says so rather than inferring it.</w:t>
+        <w:t xml:space="preserve"> The reservoir did not merely shrink: its water surface acquired a persistent downstream gradient, its bed is now a vegetating floodplain whose mapped surface implies roughly twice the flow resistance of open water, and the channel below the dam is wider. Each statement rests on a measured quantity with a stated uncertainty; where a quantity cannot be measured with the data at hand — a post-breach slope–discharge law, canopy-height change, classification accuracy, calibrated roughness — the manuscript says so rather than inferring it.</w:t>
       </w:r>
     </w:p>
     <w:p>
@@ -90,7 +90,7 @@
         <w:t>Keywords:</w:t>
       </w:r>
       <w:r>
-        <w:t xml:space="preserve"> satellite altimetry; ICESat-2; SWOT; vertical datum; EVRF2019; reservoir drawdown; vegetation succession; Manning roughness; Sentinel-1; Sentinel-2; Kakhovka</w:t>
+        <w:t xml:space="preserve"> satellite altimetry; ICESat-2; SWOT; vertical datum; EVRF2019; reservoir drawdown; bed reconstruction; surface roughness; channel width; Kakhovka</w:t>
       </w:r>
     </w:p>
     <w:p>
@@ -236,7 +236,7 @@
         <w:jc w:val="both"/>
       </w:pPr>
       <w:r>
-        <w:t>This paper asks four questions. (i) Did the water surface within the former reservoir footprint change hydraulic regime, and does the change persist? (ii) Can SWOT and ICESat-2 be read together once their vertical references are harmonised, and does the legacy hydrography constrain both the pre-breach surface and the reconstructed bed? (iii) How did the exposed bed, the woody cover and the channel below the dam change over 2023–2025? (iv) What does that change imply for the roughness of the new floodplain? Where the data cannot answer — the slope–discharge relation after the breach, canopy-height change, the accuracy of the surface classes — the paper states the limitation instead of inferring an answer.</w:t>
+        <w:t>This paper asks four questions. (i) Did the water surface within the former reservoir footprint change hydraulic regime, and does the change persist? (ii) Can SWOT and ICESat-2 be read together once their vertical references are harmonised, and does the legacy hydrography constrain both the pre-breach surface and the reconstructed bed? (iii) How did the exposed bed, the woody cover and the channel below the dam change over 2023–2025? (iv) What does the mapped surface transformation imply, through published roughness priors, for the flow resistance of the new floodplain? Where the data cannot answer — the slope–discharge relation after the breach, canopy-height change, the accuracy of the surface classes — the paper states the limitation instead of inferring an answer.</w:t>
       </w:r>
     </w:p>
     <w:p>
@@ -253,34 +253,7 @@
         <w:jc w:val="both"/>
       </w:pPr>
       <w:r>
-        <w:t xml:space="preserve">&gt; </w:t>
-      </w:r>
-      <w:r>
-        <w:rPr>
-          <w:b/>
-        </w:rPr>
-        <w:t>[PENDING OPEN12]</w:t>
-      </w:r>
-      <w:r>
-        <w:t xml:space="preserve"> X1.1 is REVISE_UNCERTAINTY: may appear only as a limitation</w:t>
-      </w:r>
-    </w:p>
-    <w:p>
-      <w:pPr>
-        <w:spacing w:line="360" w:lineRule="auto"/>
-        <w:jc w:val="both"/>
-      </w:pPr>
-      <w:r>
-        <w:t>&gt; `backs: X1.1` · `section: 2. STUDY AREA AND OBSERVATION GEOMETRY`</w:t>
-      </w:r>
-    </w:p>
-    <w:p>
-      <w:pPr>
-        <w:spacing w:line="360" w:lineRule="auto"/>
-        <w:jc w:val="both"/>
-      </w:pPr>
-      <w:r>
-        <w:t>&gt; `status: blocked` · `blocks_submission: yes`</w:t>
+        <w:t>The study system is registered in four analysis zones defined once in a geometry registry and loaded by every script: ZONE_1 (the former reservoir and the lower Dnipro, 11 412 km², with the 2 144 km² reservoir core), ZONE_2 (the Kherson delta, 1 677 km²), ZONE_3 (the Dnipro–Buh estuary, 7 621 km²) and ZONE_4 (the dam-to-Kherson floodway, defined as the June 2023 Sentinel-1 flood envelope plus a 1 km buffer, 695 km²). Chainage for the reservoir profiles is measured from the dam along a reservoir-axis centreline; the historical reach boundaries of the design documentation are placed on it where tie points allow — a limitation, since only two of five ties are usable (ratio ~1.36 at two independent points; a ~30 km residual is isolated to reach 1) — and reach 5 lies outside the mapped domain. SWOT's calibration-phase orbit never covered the pool, so SWOT enters this study only downstream at Kherson.</w:t>
       </w:r>
     </w:p>
     <w:p>
@@ -401,7 +374,7 @@
         <w:jc w:val="both"/>
       </w:pPr>
       <w:r>
-        <w:t>Sentinel-2 L2A scenes were processed on a 20 m registry grid (EPSG:32636) with the BOA additive offset applied, into seven indices (NDVI, NDWI, MNDWI, NDMI, BSI, AWEIsh, NDTI), a ten-class surface classification and regime composites per zone; 53 dates cover the former pool. Sentinel-1 RTC γ⁰ (VV, VH) was classified with an anchored two-class discriminant and its variants (Section 4.11). Dynamic World annual composites for 2022–2024 and FABDEM-derived slope and height-above-nearest-water complete the surface layers.</w:t>
+        <w:t>Sentinel-2 L2A scenes were processed on a 20 m registry grid (EPSG:32636) with the BOA additive offset applied, into seven indices (NDVI, NDWI, MNDWI, NDMI, BSI, AWEIsh, NDTI), a ten-class surface classification and regime composites per zone; 53 dates cover the former pool. Sentinel-1 RTC γ⁰ (VV, VH) supplies the water masks for the channel transects (Section 4.7; Supplementary Methods S2). Dynamic World annual composites for 2022–2024 and FABDEM-derived slope and height-above-nearest-water complete the surface layers.</w:t>
       </w:r>
     </w:p>
     <w:p>
@@ -418,34 +391,7 @@
         <w:jc w:val="both"/>
       </w:pPr>
       <w:r>
-        <w:t xml:space="preserve">&gt; </w:t>
-      </w:r>
-      <w:r>
-        <w:rPr>
-          <w:b/>
-        </w:rPr>
-        <w:t>[PENDING OPEN25]</w:t>
-      </w:r>
-      <w:r>
-        <w:t xml:space="preserve"> X2.1 is NOT_TESTABLE: may appear only as a limitation</w:t>
-      </w:r>
-    </w:p>
-    <w:p>
-      <w:pPr>
-        <w:spacing w:line="360" w:lineRule="auto"/>
-        <w:jc w:val="both"/>
-      </w:pPr>
-      <w:r>
-        <w:t>&gt; `backs: X2.1` · `section: 3.5 Legacy hydrography`</w:t>
-      </w:r>
-    </w:p>
-    <w:p>
-      <w:pPr>
-        <w:spacing w:line="360" w:lineRule="auto"/>
-        <w:jc w:val="both"/>
-      </w:pPr>
-      <w:r>
-        <w:t>&gt; `status: blocked` · `blocks_submission: yes`</w:t>
+        <w:t>Eight photographed pages of the Dnipro reservoirs monograph (Tables 19–21, Figures 13–16) and 7 514 S-57 chart soundings are the historical sources; the survey epoch of the soundings is unrecorded, a limitation that rules out any rate of bed change (no epoch). Which reduction level the soundings carry is not stated in the source and is established in Section 5.7.</w:t>
       </w:r>
     </w:p>
     <w:p>
@@ -625,7 +571,7 @@
         <w:pStyle w:val="Heading1"/>
       </w:pPr>
       <w:r>
-        <w:t>4.7 Sentinel-2 indices and surface classes</w:t>
+        <w:t>4.7 Sentinel-2 indices, surface classes and Sentinel-1 water masks</w:t>
       </w:r>
     </w:p>
     <w:p>
@@ -634,7 +580,7 @@
         <w:jc w:val="both"/>
       </w:pPr>
       <w:r>
-        <w:t>Seven indices are computed per date on the 20 m registry grid with the BOA offset applied and scene-classification masking; the ten-class rule uses NDVI thresholds of 0.15 and 0.30, NDMI 0.10 and BSI 0.10 with morphological cleaning. Classes are: open water, shallow or mixed water, wet sediment, dry bare sediment, sparse herbaceous, dense herbaceous, reed or flooded vegetation, built surface and ambiguous. Shrub and tree cover are not separable from herbaceous cover by these indices alone.</w:t>
+        <w:t>Seven indices are computed per date on the 20 m registry grid with the BOA offset applied and scene-classification masking; the ten-class rule uses NDVI thresholds of 0.15 and 0.30, NDMI 0.10 and BSI 0.10 with morphological cleaning. Classes are: open water, shallow or mixed water, wet sediment, dry bare sediment, sparse herbaceous, dense herbaceous, reed or flooded vegetation, built surface and ambiguous. Shrub and tree cover are not separable from herbaceous cover by these indices alone. Sentinel-1 water masks use an anchored two-class discriminant on VV/VH validated against optical water; the variants tested and rejected are described in Supplementary Methods S2 and play no part in the argument of this paper.</w:t>
       </w:r>
     </w:p>
     <w:p>
@@ -693,7 +639,7 @@
         <w:pStyle w:val="Heading1"/>
       </w:pPr>
       <w:r>
-        <w:t>4.11 Sentinel-1 water masks</w:t>
+        <w:t>4.11 Roughness translation</w:t>
       </w:r>
     </w:p>
     <w:p>
@@ -702,7 +648,7 @@
         <w:jc w:val="both"/>
       </w:pPr>
       <w:r>
-        <w:t>The baseline classifier is an anchored two-class Fisher discriminant on VV and VH with a midpoint cut and a 0.05 km² sieve. Variants add speckle filtering, majority filtering, minimum mapping units, same-orbit change detection, a terrain veto from FABDEM slope and height above nearest water, and — in a pilot — a logistic and a random-forest rejection stage evaluated leave-one-orbit-out against optical water.</w:t>
+        <w:t>Each pixel of a state map (breach 2023, first exposure 2023, 2024, 2025, and for the floodway 2026) is assigned one of eleven roughness classes from its surface class, hydroperiod and Dynamic World woody probability, and each class carries a low, base and high Manning n from published priors (Table 5). Area-weighted n and the change between states are computed per zone. The product is a hydraulically interpreted roughness layer derived from mapped surface classes; no hydraulic observation enters this step and no value is a calibrated Manning coefficient.</w:t>
       </w:r>
     </w:p>
     <w:p>
@@ -710,24 +656,7 @@
         <w:pStyle w:val="Heading1"/>
       </w:pPr>
       <w:r>
-        <w:t>4.12 Roughness translation</w:t>
-      </w:r>
-    </w:p>
-    <w:p>
-      <w:pPr>
-        <w:spacing w:line="360" w:lineRule="auto"/>
-        <w:jc w:val="both"/>
-      </w:pPr>
-      <w:r>
-        <w:t>Each pixel of a state map (breach 2023, first exposure 2023, 2024, 2025, and for the floodway 2026) is assigned one of eleven roughness classes from its surface class, hydroperiod and Dynamic World woody probability, and each class carries a low, base and high Manning n from published priors (Table 5). Area-weighted n and the change between states are computed per zone. No hydraulic observation enters this step.</w:t>
-      </w:r>
-    </w:p>
-    <w:p>
-      <w:pPr>
-        <w:pStyle w:val="Heading1"/>
-      </w:pPr>
-      <w:r>
-        <w:t>4.13 Statistical rules</w:t>
+        <w:t>4.12 Statistical rules</w:t>
       </w:r>
     </w:p>
     <w:p>
@@ -1532,7 +1461,7 @@
         <w:pStyle w:val="Heading1"/>
       </w:pPr>
       <w:r>
-        <w:t>5.14 Sentinel-1 classifier validation</w:t>
+        <w:t>5.14 Validation synthesis</w:t>
       </w:r>
     </w:p>
     <w:p>
@@ -1541,24 +1470,7 @@
         <w:jc w:val="both"/>
       </w:pPr>
       <w:r>
-        <w:t>false-water proxy 0.200 of observed frame; Δrecall vs M3 -0.0007; guard pass True. Every change-detection variant fails the new-water recall guard in all four zones because the pre-event reference over bare sediment is itself dark. VRF precision 0.050 vs M3 0.012 at recall 0.735 (M3 0.733); AP 0.204. false-water rate median 0.181 (q25 0.124, q75 0.321); 377 km² median.</w:t>
-      </w:r>
-    </w:p>
-    <w:p>
-      <w:pPr>
-        <w:pStyle w:val="Heading1"/>
-      </w:pPr>
-      <w:r>
-        <w:t>5.15 Validation synthesis</w:t>
-      </w:r>
-    </w:p>
-    <w:p>
-      <w:pPr>
-        <w:spacing w:line="360" w:lineRule="auto"/>
-        <w:jc w:val="both"/>
-      </w:pPr>
-      <w:r>
-        <w:t>Six independent checks were performed before any hydraulic or surface result was interpreted; one (the 5 April 2023 anomaly) failed and is reported as failed. The class maps of Section 6.9 have no accuracy assessment yet, and the roughness values of Section 6.12 have no hydraulic calibration; both are stated as such wherever they are used.</w:t>
+        <w:t>Six independent checks were performed before any hydraulic or surface result was interpreted; one (the 5 April 2023 anomaly) failed and is reported as failed. The surface-class maps of Section 6.9 have no accuracy assessment yet — the 320-point stratified sample is unlabelled — and the roughness layer has no hydraulic calibration; both are stated as such wherever they are used, and the Sentinel-1 classifier study is confined to Supplementary Methods S2.</w:t>
       </w:r>
     </w:p>
     <w:p>
@@ -2435,7 +2347,7 @@
         <w:pStyle w:val="Heading1"/>
       </w:pPr>
       <w:r>
-        <w:t>6.9 Vegetation succession on the exposed bed</w:t>
+        <w:t>6.9 Surface transformation and its hydraulic consequence</w:t>
       </w:r>
     </w:p>
     <w:p>
@@ -2444,7 +2356,7 @@
         <w:jc w:val="both"/>
       </w:pPr>
       <w:r>
-        <w:t>The former water surface — the pool polygon intersected with pre-breach mode water, pool 2174.7 km²; former water surface 2107.0 km²; legacy land 55.0 km² — was classified on every leaf-on Sentinel-2 date into ten surface classes. Median class shares by year moved from veg 26.9%, bare 25.6%, water 36.7% (2023) through veg 72.0%, bare 7.6%, water 16.6% (2024) to veg 83.8%, bare 4.0%, water 10.8% (2025) (per-date range veg 0.00–0.88; observed share 0.48). In mode-class areas the first season was dominated by open water and dry bare sediment (2023: open water 673, dry bare 612, sparse herb 166, reed 417 km²); by 2024 reed and flooded vegetation covered the largest area (2024: open water 212, dry bare 137, dense herb 159, reed 1031 km²); by 2025 dense herbaceous cover had expanded while open water and bare sediment collapsed (2025: open water 90, dry bare 38, dense herb 286, reed 686 km²). The transition matrices show where the vegetation came from: 2023→2025 (1258 km²): water→veg 407, sediment→veg 406, veg→veg 261, water→water 116 km²; between 2024 and 2025 persistence dominates (2024→2025 veg→veg 847 of 1214 km²).</w:t>
+        <w:t>The former water surface — the pool polygon intersected with pre-breach mode water, pool 2174.7 km²; former water surface 2107.0 km²; legacy land 55.0 km² — was classified on every leaf-on Sentinel-2 date into ten surface classes. Median class shares moved from veg 26.9%, bare 25.6%, water 36.7% (2023) through veg 72.0%, bare 7.6%, water 16.6% (2024) to veg 83.8%, bare 4.0%, water 10.8% (2025) (per-date range veg 0.00–0.88; observed share 0.48); in mode-class areas the first season was dominated by open water and dry bare sediment (2023: open water 673, dry bare 612, sparse herb 166, reed 417 km²), by 2024 reed and flooded vegetation covered the largest area (2024: open water 212, dry bare 137, dense herb 159, reed 1031 km²) and by 2025 dense herbaceous cover had expanded while open water and bare sediment collapsed (2025: open water 90, dry bare 38, dense herb 286, reed 686 km²). The transition matrices show where the vegetation came from — 2023→2025 (1258 km²): water→veg 407, sediment→veg 406, veg→veg 261, water→water 116 km² — and the interval-censored first-event analysis shows how fast: exposed by series end 2031 km² (censored 76); vegetated 1925 km² (censored 182); exposure hi-quantiles (d) [29.0, 29.0, 29.0, 82.0, 94.0]; vegetation hi-quantiles (d) [29.0, 72.0, 94.0, 109.0, 424.0]. Because the spectral indices cannot separate shrub or tree cover from herbaceous cover, woody encroachment was followed with Dynamic World probabilities on the same surface: share woody prob ≥0.3: 0.03% (2022) → 0.31% (2023) → 25.2% (2024); 'trees' label 2024 21.8%. These are measured class shares and areas without an accuracy assessment: the 320-point stratified reference sample designed for that purpose is not yet labelled, and no error-adjusted area or per-class accuracy is claimed.</w:t>
       </w:r>
     </w:p>
     <w:p>
@@ -3108,67 +3020,7 @@
         <w:jc w:val="both"/>
       </w:pPr>
       <w:r>
-        <w:t>These are measured class shares and areas. They carry no accuracy statement: the 320-point stratified reference sample designed for this purpose has not yet been labelled, and until it is, no error-adjusted area or per-class accuracy is admissible.</w:t>
-      </w:r>
-    </w:p>
-    <w:p>
-      <w:pPr>
-        <w:pStyle w:val="Heading1"/>
-      </w:pPr>
-      <w:r>
-        <w:t>6.10 Woody encroachment</w:t>
-      </w:r>
-    </w:p>
-    <w:p>
-      <w:pPr>
-        <w:spacing w:line="360" w:lineRule="auto"/>
-        <w:jc w:val="both"/>
-      </w:pPr>
-      <w:r>
-        <w:t xml:space="preserve">Spectral-index thresholds cannot separate shrub or tree cover from herbaceous cover, so woody encroachment was followed with Dynamic World probabilities on the same former water surface: share woody prob ≥0.3: 0.03% (2022) → 0.31% (2023) → 25.2% (2024); 'trees' label 2024 21.8% (mean trees+shrub prob 0.071 → 0.217; share ≥0.5 stays 0.29%). Independently, the number of ICESat-2 20 m canopy segments passing quality control over the former pool rose (canopy_ok 20 m: 164 (2023) → 2165 (2024)), and the ATL08 canopy-height distribution over the zones is low and right-skewed (h_canopy p50 1.58 m, p95 11.87 m). Canopy-height </w:t>
-      </w:r>
-      <w:r>
-        <w:rPr>
-          <w:i/>
-        </w:rPr>
-        <w:t>change</w:t>
-      </w:r>
-      <w:r>
-        <w:t xml:space="preserve"> is not identifiable from ICESat-2 with the current track geometry (Section 7.10).</w:t>
-      </w:r>
-    </w:p>
-    <w:p>
-      <w:pPr>
-        <w:pStyle w:val="Heading1"/>
-      </w:pPr>
-      <w:r>
-        <w:t>6.11 Channel widening below the dam</w:t>
-      </w:r>
-    </w:p>
-    <w:p>
-      <w:pPr>
-        <w:spacing w:line="360" w:lineRule="auto"/>
-        <w:jc w:val="both"/>
-      </w:pPr>
-      <w:r>
-        <w:t>On 321 SWORD nodes, 157 transects at 500 m, half-length 2500 m, the wetted width of the channel between the dam and Kherson was measured on every usable Sentinel-1/-2 date from 2017 to 2026. On comparable late-summer dates at Kherson stages within 0.5 m, the width is larger after the breach: 2025 median 690 m (p25 465, p75 895); main arm 560 m against the pre-breach 2019 median 580 m; main arm 500 m; Kherson stage 0.2 m. The breach year shows transient braiding: 2023 median 720 m; main arm 560 m; n_arms median 2. The water contour is not the geomorphic bank, and bank displacement relative to the September 2023 reference stays at the 40 m detection limit, so the widening is a statement about the wetted surface at matched stage.</w:t>
-      </w:r>
-    </w:p>
-    <w:p>
-      <w:pPr>
-        <w:pStyle w:val="Heading1"/>
-      </w:pPr>
-      <w:r>
-        <w:t>6.12 Roughness translation</w:t>
-      </w:r>
-    </w:p>
-    <w:p>
-      <w:pPr>
-        <w:spacing w:line="360" w:lineRule="auto"/>
-        <w:jc w:val="both"/>
-      </w:pPr>
-      <w:r>
-        <w:t>Each surface class was assigned a Manning n range from published priors (Table 5) and the class maps were translated state by state. For the former pool the area-weighted n moved from n 0.032 → 0.063; median Δn +0.035, with share of area with Δn &gt; 0.02: 0.63; Δn &lt; −0.02: 0.004; the first step at exposure was small (n 0.032 → 0.042) and the large step came with the 2024 reed expansion (n 0.041 → 0.060; share Δn &gt; 0.02 0.45). In the 2025 state the largest classes are reed 739, young woody dense 472, dense herb 343, open water 174 km², against a breach state that was open water 2101 of valid 2162 km²; mature woody legacy 30 km². The floodway below the dam also roughens: n 0.069 → 0.067; share Δn &gt; 0.02 0.05. These values are a translation of class change through literature priors; no hydraulic observation has calibrated them.</w:t>
+        <w:t>The hydraulic consequence follows from translating the class maps state by state through published roughness priors (Table 5). For the former pool the area-weighted roughness moved from n 0.032 → 0.063; median Δn +0.035, with share of area with Δn &gt; 0.02: 0.63; Δn &lt; −0.02: 0.004; the step at exposure was small (n 0.032 → 0.042) and the large step came with the 2024 reed expansion (n 0.041 → 0.060; share Δn &gt; 0.02 0.45). In the 2025 state the largest classes are reed 739, young woody dense 472, dense herb 343, open water 174 km², against a breach state that was open water 2101 of valid 2162 km²; mature woody legacy 30 km²; the floodway below the dam roughens too (n 0.069 → 0.067; share Δn &gt; 0.02 0.05). These values are a hydraulically interpreted roughness layer derived from mapped surface classes — no hydraulic observation has calibrated them, and they are reported as a consequence of the transformation, not as measured Manning coefficients.</w:t>
       </w:r>
     </w:p>
     <w:p>
@@ -3341,7 +3193,7 @@
         <w:pStyle w:val="Heading1"/>
       </w:pPr>
       <w:r>
-        <w:t>6.13 Exposure and first-vegetation timing</w:t>
+        <w:t>6.10 Channel widening below the dam</w:t>
       </w:r>
     </w:p>
     <w:p>
@@ -3350,7 +3202,7 @@
         <w:jc w:val="both"/>
       </w:pPr>
       <w:r>
-        <w:t>An interval-censored first-event analysis on the Sentinel-2 series gives the timing of exposure and of first vegetation: exposed by series end 2031 km² (censored 76); vegetated 1925 km² (censored 182); exposure hi-quantiles (d) [29.0, 29.0, 29.0, 82.0, 94.0]; vegetation hi-quantiles (d) [29.0, 72.0, 94.0, 109.0, 424.0] (interval width median 30 d (exposure) / 30 d (vegetation)). Ninety per cent of the surface that was ever seen non-water had been exposed within about three months of the breach, and most of it was seen vegetated within the first season, with a long tail into 2024.</w:t>
+        <w:t>On 321 SWORD nodes, 157 transects at 500 m, half-length 2500 m, the wetted width of the channel between the dam and Kherson was measured on every usable Sentinel-1/-2 date from 2017 to 2026. On comparable late-summer dates at Kherson stages within 0.5 m, the width is larger after the breach: 2025 median 690 m (p25 465, p75 895); main arm 560 m against the pre-breach 2019 median 580 m; main arm 500 m; Kherson stage 0.2 m. The breach year shows transient braiding: 2023 median 720 m; main arm 560 m; n_arms median 2. The water contour is not the geomorphic bank, and bank displacement relative to the September 2023 reference stays at the 40 m detection limit, so the widening is a statement about the wetted surface at matched stage. The ATL08 canopy layer over the zones (h_canopy p50 1.58 m, p95 11.87 m) is reported for completeness; canopy-height change is not identifiable from ICESat-2 with the current track geometry (Section 7.10).</w:t>
       </w:r>
     </w:p>
     <w:p>
@@ -3451,7 +3303,7 @@
         <w:pStyle w:val="Heading1"/>
       </w:pPr>
       <w:r>
-        <w:t>7.6 Succession, roughness and conveyance</w:t>
+        <w:t>7.6 Surface transformation as a hydraulic consequence</w:t>
       </w:r>
     </w:p>
     <w:p>
@@ -3460,7 +3312,7 @@
         <w:jc w:val="both"/>
       </w:pPr>
       <w:r>
-        <w:t>Two seasons turned most of the former water surface into reed, herbaceous cover and young willow, and a translation through published priors roughly doubles the area-weighted Manning n of the pool (n 0.032 → 0.063; median Δn +0.035). The floodplain forest documented in the field ((Didukh et al., 2024)) is the class whose n prior is widest (n_low 0.07 / n_base 0.1 / n_high 0.16; confidence low). Any hydraulic reconstruction of the breach flood or of future floods that assumes the roughness of open water or bare sediment over this surface will understate stage; how much is a question for a calibrated model, which this study does not provide.</w:t>
+        <w:t>Two seasons turned most of the former water surface into reed, herbaceous cover and young willow; translated through published priors, the mapped surface implies roughly twice the area-weighted flow resistance of the open pool (n 0.032 → 0.063; median Δn +0.035). This is a derived roughness layer, not a calibrated coefficient, and it is presented as a consequence of the surface transformation rather than as a hydraulic measurement. The floodplain forest documented in the field ((Didukh et al., 2024)) is the class whose n prior is widest (n_low 0.07 / n_base 0.1 / n_high 0.16; confidence low). Any hydraulic reconstruction of the breach flood or of future floods that assumes the roughness of open water or bare sediment over this surface will understate stage; by how much is a question for a calibrated model, which this study does not provide. The novelty here is not the classification — field-based habitat maps of the same bed exist ((Kuzemko et al., 2025); (Didukh et al., 2024)) — but the multi-year, whole-surface area and transition series on one grid and its translation into a hydraulically interpreted layer.</w:t>
       </w:r>
     </w:p>
     <w:p>
@@ -4153,7 +4005,75 @@
         <w:jc w:val="both"/>
       </w:pPr>
       <w:r>
-        <w:t>Within the former Kakhovka Reservoir footprint the per-overpass longitudinal water-surface slope changed from Theil-Sen median +0.090 cm/km pre -&gt; +3.314 cm/km post; difference +3.223 cm/km, with every post-breach overpass positive, and within-overpass heterogeneity rose from 0.117 m -&gt; 0.397 m, difference +0.280 m. These statements rest on harmonised elevations — one official transformation grid, one quasigeoid, an explicit permanent-tide term — and on a legacy survey whose reduction level was established by three independent routes. The soundings-only bed reproduces the historical drawdown exposure (whole mapped reservoir: historical 12.9% vs reconstructed 12.77% (diff -0.18 pp)), and in the downstream zones shoreline constraints degrade rather than improve the bed (SND_ONLY / LINEAR: RMSE 2.20 m, bias -0.07 m, NMAD 1.24 m). On the exposed surface the vegetated share rose to veg 83.8%, bare 4.0%, water 10.8% (2025), woody probability reached share woody prob ≥0.3: 0.03% (2022) → 0.31% (2023) → 25.2% (2024); 'trees' label 2024 21.8%, and the translated roughness moved from n 0.032 → 0.063; median Δn +0.035; below the dam the wetted width at matched stage is 2025 median 690 m (p25 465, p75 895); main arm 560 m. What the data cannot yet say — a post-breach slope–discharge law, canopy growth, class accuracy, calibrated roughness — is stated as such.</w:t>
+        <w:t>Within the former Kakhovka Reservoir footprint the per-overpass longitudinal water-surface slope changed from Theil-Sen median +0.090 cm/km pre -&gt; +3.314 cm/km post; difference +3.223 cm/km, with every post-breach overpass positive, and within-overpass heterogeneity rose from 0.117 m -&gt; 0.397 m, difference +0.280 m. These statements rest on harmonised elevations — one official transformation grid, one quasigeoid, an explicit permanent-tide term — and on a legacy survey whose reduction level was established by three independent routes. The soundings-only bed reproduces the historical drawdown exposure (whole mapped reservoir: historical 12.9% vs reconstructed 12.77% (diff -0.18 pp)), and in the downstream zones shoreline constraints degrade rather than improve the bed (SND_ONLY / LINEAR: RMSE 2.20 m, bias -0.07 m, NMAD 1.24 m). On the exposed surface the vegetated share rose to veg 83.8%, bare 4.0%, water 10.8% (2025) and the mapped classes translate into a roughness layer moving from n 0.032 → 0.063; median Δn +0.035 — derived from published priors, not calibrated; below the dam the wetted width at matched stage is 2025 median 690 m (p25 465, p75 895); main arm 560 m. What the data cannot yet say — a post-breach slope–discharge law, canopy growth, class accuracy, calibrated roughness — is stated as such.</w:t>
+      </w:r>
+    </w:p>
+    <w:p>
+      <w:pPr>
+        <w:pStyle w:val="Title"/>
+      </w:pPr>
+      <w:r>
+        <w:t>SUPPLEMENTARY MATERIAL</w:t>
+      </w:r>
+    </w:p>
+    <w:p>
+      <w:pPr>
+        <w:pStyle w:val="Heading1"/>
+      </w:pPr>
+      <w:r>
+        <w:t>S1. Machine tables and open items</w:t>
+      </w:r>
+    </w:p>
+    <w:p>
+      <w:pPr>
+        <w:spacing w:line="360" w:lineRule="auto"/>
+        <w:jc w:val="both"/>
+      </w:pPr>
+      <w:r>
+        <w:t>Tables 1–7 are generated from `OWN_EVIDENCE.csv`; every number in the main text carries a claim id that points at a snapshot table row (`SNAPSHOT_MANIFEST.json`). Outstanding items are listed in `V2_OPEN_ITEMS.md`, parsed from the [PENDING] markers of this document.</w:t>
+      </w:r>
+    </w:p>
+    <w:p>
+      <w:pPr>
+        <w:pStyle w:val="Heading1"/>
+      </w:pPr>
+      <w:r>
+        <w:t>S2. Sentinel-1 water masks: baseline and rejected variants</w:t>
+      </w:r>
+    </w:p>
+    <w:p>
+      <w:pPr>
+        <w:spacing w:line="360" w:lineRule="auto"/>
+        <w:jc w:val="both"/>
+      </w:pPr>
+      <w:r>
+        <w:t>This study is confined to the supplement because it is a methods result about SAR flood-water detection over freshly exposed sediment, not part of the hydraulic argument. The baseline classifier is an anchored two-class Fisher discriminant on VV and VH (γ⁰, terrain-flattened) with a midpoint cut and a 0.05 km² sieve. Variants add speckle filtering, majority filtering, minimum mapping units, same-orbit change detection, a terrain veto from FABDEM slope and height above nearest water, and — in a pilot on the dam-to-Kherson floodway — a logistic and a random-forest rejection stage evaluated leave-one-orbit-out against optical water.</w:t>
+      </w:r>
+    </w:p>
+    <w:p>
+      <w:pPr>
+        <w:spacing w:line="360" w:lineRule="auto"/>
+        <w:jc w:val="both"/>
+      </w:pPr>
+      <w:r>
+        <w:t>false-water proxy 0.200 of observed frame; Δrecall vs M3 -0.0007; guard pass True. Every change-detection variant fails the new-water recall guard in all four zones because the pre-event reference over bare sediment is itself dark. VRF precision 0.050 vs M3 0.012 at recall 0.735 (M3 0.733); AP 0.204. false-water rate median 0.181 (q25 0.124, q75 0.321); 377 km² median. The chronic false-water object over the Oleshky sands is a land-cover-conditioned error that no cut on the backscatter axis removes; a rejection stage informed by land cover or terrain is required. These results are offered as a methods note for a future remote-sensing paper (theses T35–T36, article thesis AT11, scope `supplement_only`).</w:t>
+      </w:r>
+    </w:p>
+    <w:p>
+      <w:pPr>
+        <w:pStyle w:val="Heading1"/>
+      </w:pPr>
+      <w:r>
+        <w:t>S3. Multi-level contour bathymetry (negative result)</w:t>
+      </w:r>
+    </w:p>
+    <w:p>
+      <w:pPr>
+        <w:spacing w:line="360" w:lineRule="auto"/>
+        <w:jc w:val="both"/>
+      </w:pPr>
+      <w:r>
+        <w:t>The hist21–hist31 experiment tested whether optical and SAR waterlines at three pre-breach levels could constrain the shallow bed. verdict NO_CONSTANT: between-scene spread 50.2 m vs within-scene NMAD 22.1 m (ratio 2.27); central offset -3.7 m H3 14.23 m: σ_sensor 21.2 m, σ_reference 87.2 m, σ_total 89.8 m; ABSOLUTE_COMMON_MODE_EXCLUDED; transfer licensed False The result is kept as a negative result: optical shorelines sit at the edge of the emergent-vegetation belt, so the signal of level change is smaller than the position bias.</w:t>
       </w:r>
     </w:p>
     <w:p>
